--- a/assets/input/1930-31/1930-31.docx
+++ b/assets/input/1930-31/1930-31.docx
@@ -4038,7 +4038,7 @@
           <w:rtl w:val="0"/>
           <w:lang w:val="en-US"/>
         </w:rPr>
-        <w:t>hn, Mrs. Calderon and Percy Lubbock, Casa twice Mrs. Eustis, Mr. and Mrs. Blaw, Van Marle, Cecil Pinsent (3 times to dine), Countess Harrach, Diana Draper, Iris (twice), De Filippis, Miss Harrison, our neighbours (several times), Miss Paget, Rosselli (lawyer), Mme. Naischkine and Baron Stiebel,Vaval</w:t>
+        <w:t>hn, Mrs. Calderon and Percy Lubbock, Casa twice Mrs. Eustis, Mr. and Mrs. Blaw, Van Marle, Cecil Pinsent (3 times to dine), Countess Harrach, Diana Draper, Iris (twice), De Filippis, Miss Harrison, our neighbours (several times), Miss Paget, Rosselli (lawyer), Mme. Naischkine and Baron Stiebel, Vaval</w:t>
       </w:r>
       <w:r>
         <w:rPr>
